--- a/assets/docx/job-07_cover.docx
+++ b/assets/docx/job-07_cover.docx
@@ -69,42 +69,42 @@
     <w:p/>
     <w:p>
       <w:r>
-        <w:t>The heart of your posting is b.Sc. Cell/Molecular Biology; 1 yr tissue culture,</w:t>
+        <w:t>The heart of your posting is steady bench throughput and careful documentation. That is</w:t>
       </w:r>
     </w:p>
     <w:p>
       <w:r>
-        <w:t>microscopy, molecular biology. That is close to work I have actually done: extracting,</w:t>
+        <w:t>close to work I have actually done: extracting, aliquoting, labeling and tracking samples</w:t>
       </w:r>
     </w:p>
     <w:p>
       <w:r>
-        <w:t>aliquoting, labeling and tracking samples so the chain of records stays intact, QC checks</w:t>
+        <w:t>so the chain of records stays intact, QC checks and GLP documentation, including flagging</w:t>
       </w:r>
     </w:p>
     <w:p>
       <w:r>
-        <w:t>and GLP documentation, including flagging anything out of specification and designing</w:t>
+        <w:t>anything out of specification and designing experiments with the team, interpreting the</w:t>
       </w:r>
     </w:p>
     <w:p>
       <w:r>
-        <w:t>experiments with the team, interpreting the data and writing it up. I am comfortable being</w:t>
+        <w:t>data and writing it up. I am comfortable being the person who keeps a bench tidy, a record</w:t>
       </w:r>
     </w:p>
     <w:p>
       <w:r>
-        <w:t>the person who keeps a bench tidy, a record complete and a schedule kept. The last decade</w:t>
+        <w:t>complete and a schedule kept. The last decade of running property operations on contract</w:t>
       </w:r>
     </w:p>
     <w:p>
       <w:r>
-        <w:t>of running property operations on contract sharpened exactly that: inventory, vendor</w:t>
+        <w:t>sharpened exactly that: inventory, vendor scheduling, compliance paperwork and receipts</w:t>
       </w:r>
     </w:p>
     <w:p>
       <w:r>
-        <w:t>scheduling, compliance paperwork and receipts that reconcile.</w:t>
+        <w:t>that reconcile.</w:t>
       </w:r>
     </w:p>
     <w:p/>
@@ -508,10 +508,6 @@
     <w:name w:val="Normal"/>
     <w:qFormat/>
     <w:rsid w:val="00FC693F"/>
-    <w:rPr>
-      <w:rFonts w:ascii="Calibri" w:hAnsi="Calibri"/>
-      <w:sz w:val="21"/>
-    </w:rPr>
   </w:style>
   <w:style w:type="paragraph" w:styleId="Header">
     <w:name w:val="header"/>
